--- a/files/Aditya Chaudhry CV 08-13-26.docx
+++ b/files/Aditya Chaudhry CV 08-13-26.docx
@@ -1119,6 +1119,167 @@
           <w:szCs w:val="22"/>
         </w:rPr>
       </w:pPr>
+      <w:r>
+        <w:fldChar w:fldCharType="begin"/>
+      </w:r>
+      <w:r>
+        <w:instrText>HYPERLINK "https://papers.ssrn.com/sol3/papers.cfm?abstract_id=5325371"</w:instrText>
+      </w:r>
+      <w:r>
+        <w:fldChar w:fldCharType="separate"/>
+      </w:r>
+      <w:r>
+        <w:rPr>
+          <w:rStyle w:val="Hyperlink"/>
+          <w:rFonts w:ascii="Calibri" w:hAnsi="Calibri" w:cs="Calibri"/>
+          <w:b/>
+          <w:sz w:val="22"/>
+          <w:szCs w:val="22"/>
+          <w:bdr w:val="none" w:sz="0" w:space="0" w:color="auto" w:frame="1"/>
+        </w:rPr>
+        <w:t>Endogenous Elasticities and Self-Stabilizing Markets</w:t>
+      </w:r>
+      <w:r>
+        <w:fldChar w:fldCharType="end"/>
+      </w:r>
+      <w:r>
+        <w:t xml:space="preserve"> </w:t>
+      </w:r>
+      <w:r>
+        <w:rPr>
+          <w:rFonts w:ascii="Calibri" w:hAnsi="Calibri" w:cs="Calibri"/>
+          <w:color w:val="000000"/>
+          <w:sz w:val="22"/>
+          <w:szCs w:val="22"/>
+        </w:rPr>
+        <w:t xml:space="preserve">(with </w:t>
+      </w:r>
+      <w:r>
+        <w:rPr>
+          <w:rFonts w:ascii="Calibri" w:hAnsi="Calibri" w:cs="Calibri"/>
+          <w:color w:val="000000"/>
+          <w:sz w:val="22"/>
+          <w:szCs w:val="22"/>
+        </w:rPr>
+        <w:t>J</w:t>
+      </w:r>
+      <w:r>
+        <w:rPr>
+          <w:rFonts w:ascii="Calibri" w:hAnsi="Calibri" w:cs="Calibri"/>
+          <w:color w:val="000000"/>
+          <w:sz w:val="22"/>
+          <w:szCs w:val="22"/>
+        </w:rPr>
+        <w:t>iacui</w:t>
+      </w:r>
+      <w:r>
+        <w:rPr>
+          <w:rFonts w:ascii="Calibri" w:hAnsi="Calibri" w:cs="Calibri"/>
+          <w:color w:val="000000"/>
+          <w:sz w:val="22"/>
+          <w:szCs w:val="22"/>
+        </w:rPr>
+        <w:t xml:space="preserve"> </w:t>
+      </w:r>
+      <w:r>
+        <w:rPr>
+          <w:rFonts w:ascii="Calibri" w:hAnsi="Calibri" w:cs="Calibri"/>
+          <w:color w:val="000000"/>
+          <w:sz w:val="22"/>
+          <w:szCs w:val="22"/>
+        </w:rPr>
+        <w:t>Li</w:t>
+      </w:r>
+      <w:r>
+        <w:rPr>
+          <w:rFonts w:ascii="Calibri" w:hAnsi="Calibri" w:cs="Calibri"/>
+          <w:color w:val="000000"/>
+          <w:sz w:val="22"/>
+          <w:szCs w:val="22"/>
+        </w:rPr>
+        <w:t>)</w:t>
+      </w:r>
+    </w:p>
+    <w:p>
+      <w:pPr>
+        <w:spacing w:after="0"/>
+        <w:ind w:left="504"/>
+        <w:jc w:val="both"/>
+        <w:rPr>
+          <w:rStyle w:val="Emphasis"/>
+          <w:rFonts w:ascii="Calibri" w:hAnsi="Calibri" w:cs="Calibri"/>
+          <w:color w:val="000000" w:themeColor="text1"/>
+          <w:sz w:val="22"/>
+          <w:szCs w:val="22"/>
+          <w:bdr w:val="none" w:sz="0" w:space="0" w:color="auto" w:frame="1"/>
+        </w:rPr>
+      </w:pPr>
+      <w:r>
+        <w:rPr>
+          <w:rFonts w:ascii="Calibri" w:hAnsi="Calibri" w:cs="Calibri"/>
+          <w:color w:val="000000" w:themeColor="text1"/>
+          <w:sz w:val="22"/>
+          <w:szCs w:val="22"/>
+        </w:rPr>
+        <w:t>Revise</w:t>
+      </w:r>
+      <w:r>
+        <w:rPr>
+          <w:rFonts w:ascii="Calibri" w:hAnsi="Calibri" w:cs="Calibri"/>
+          <w:color w:val="000000" w:themeColor="text1"/>
+          <w:sz w:val="22"/>
+          <w:szCs w:val="22"/>
+        </w:rPr>
+        <w:t xml:space="preserve"> and Resubmit</w:t>
+      </w:r>
+      <w:r>
+        <w:rPr>
+          <w:rStyle w:val="Emphasis"/>
+          <w:rFonts w:ascii="Calibri" w:hAnsi="Calibri" w:cs="Calibri"/>
+          <w:color w:val="000000" w:themeColor="text1"/>
+          <w:sz w:val="22"/>
+          <w:szCs w:val="22"/>
+          <w:bdr w:val="none" w:sz="0" w:space="0" w:color="auto" w:frame="1"/>
+        </w:rPr>
+        <w:t xml:space="preserve"> </w:t>
+      </w:r>
+      <w:r>
+        <w:rPr>
+          <w:rStyle w:val="Emphasis"/>
+          <w:rFonts w:ascii="Calibri" w:hAnsi="Calibri" w:cs="Calibri"/>
+          <w:i w:val="0"/>
+          <w:color w:val="000000" w:themeColor="text1"/>
+          <w:sz w:val="22"/>
+          <w:szCs w:val="22"/>
+          <w:bdr w:val="none" w:sz="0" w:space="0" w:color="auto" w:frame="1"/>
+        </w:rPr>
+        <w:t>at</w:t>
+      </w:r>
+      <w:r>
+        <w:rPr>
+          <w:rStyle w:val="Emphasis"/>
+          <w:rFonts w:ascii="Calibri" w:hAnsi="Calibri" w:cs="Calibri"/>
+          <w:color w:val="000000" w:themeColor="text1"/>
+          <w:sz w:val="22"/>
+          <w:szCs w:val="22"/>
+          <w:bdr w:val="none" w:sz="0" w:space="0" w:color="auto" w:frame="1"/>
+        </w:rPr>
+        <w:t xml:space="preserve"> Review of Financial Studies</w:t>
+      </w:r>
+    </w:p>
+    <w:p>
+      <w:pPr>
+        <w:spacing w:after="0"/>
+        <w:ind w:left="144"/>
+        <w:rPr>
+          <w:rStyle w:val="Strong"/>
+          <w:rFonts w:ascii="Calibri" w:hAnsi="Calibri" w:cs="Calibri"/>
+          <w:bCs w:val="0"/>
+          <w:color w:val="000000" w:themeColor="text1"/>
+          <w:sz w:val="22"/>
+          <w:szCs w:val="22"/>
+        </w:rPr>
+      </w:pPr>
       <w:hyperlink r:id="rId10" w:history="1">
         <w:r>
           <w:rPr>
@@ -1129,160 +1290,7 @@
             <w:szCs w:val="22"/>
             <w:bdr w:val="none" w:sz="0" w:space="0" w:color="auto" w:frame="1"/>
           </w:rPr>
-          <w:t>Endogenous Elasticities and Self-Stabilizing Markets</w:t>
-        </w:r>
-      </w:hyperlink>
-      <w:r>
-        <w:t xml:space="preserve"> </w:t>
-      </w:r>
-      <w:r>
-        <w:rPr>
-          <w:rFonts w:ascii="Calibri" w:hAnsi="Calibri" w:cs="Calibri"/>
-          <w:color w:val="000000"/>
-          <w:sz w:val="22"/>
-          <w:szCs w:val="22"/>
-        </w:rPr>
-        <w:t xml:space="preserve">(with </w:t>
-      </w:r>
-      <w:r>
-        <w:rPr>
-          <w:rFonts w:ascii="Calibri" w:hAnsi="Calibri" w:cs="Calibri"/>
-          <w:color w:val="000000"/>
-          <w:sz w:val="22"/>
-          <w:szCs w:val="22"/>
-        </w:rPr>
-        <w:t>J</w:t>
-      </w:r>
-      <w:r>
-        <w:rPr>
-          <w:rFonts w:ascii="Calibri" w:hAnsi="Calibri" w:cs="Calibri"/>
-          <w:color w:val="000000"/>
-          <w:sz w:val="22"/>
-          <w:szCs w:val="22"/>
-        </w:rPr>
-        <w:t xml:space="preserve"> </w:t>
-      </w:r>
-      <w:r>
-        <w:rPr>
-          <w:rFonts w:ascii="Calibri" w:hAnsi="Calibri" w:cs="Calibri"/>
-          <w:color w:val="000000"/>
-          <w:sz w:val="22"/>
-          <w:szCs w:val="22"/>
-        </w:rPr>
-        <w:t>Li</w:t>
-      </w:r>
-      <w:r>
-        <w:rPr>
-          <w:rFonts w:ascii="Calibri" w:hAnsi="Calibri" w:cs="Calibri"/>
-          <w:color w:val="000000"/>
-          <w:sz w:val="22"/>
-          <w:szCs w:val="22"/>
-        </w:rPr>
-        <w:t>)</w:t>
-      </w:r>
-    </w:p>
-    <w:p>
-      <w:pPr>
-        <w:spacing w:after="0"/>
-        <w:ind w:left="504"/>
-        <w:jc w:val="both"/>
-        <w:rPr>
-          <w:rStyle w:val="Emphasis"/>
-          <w:rFonts w:ascii="Calibri" w:hAnsi="Calibri" w:cs="Calibri"/>
-          <w:color w:val="000000" w:themeColor="text1"/>
-          <w:sz w:val="22"/>
-          <w:szCs w:val="22"/>
-          <w:bdr w:val="none" w:sz="0" w:space="0" w:color="auto" w:frame="1"/>
-        </w:rPr>
-      </w:pPr>
-      <w:r>
-        <w:rPr>
-          <w:rFonts w:ascii="Calibri" w:hAnsi="Calibri" w:cs="Calibri"/>
-          <w:color w:val="000000" w:themeColor="text1"/>
-          <w:sz w:val="22"/>
-          <w:szCs w:val="22"/>
-        </w:rPr>
-        <w:t>Revise</w:t>
-      </w:r>
-      <w:r>
-        <w:rPr>
-          <w:rFonts w:ascii="Calibri" w:hAnsi="Calibri" w:cs="Calibri"/>
-          <w:color w:val="000000" w:themeColor="text1"/>
-          <w:sz w:val="22"/>
-          <w:szCs w:val="22"/>
-        </w:rPr>
-        <w:t xml:space="preserve"> and Resubmit</w:t>
-      </w:r>
-      <w:r>
-        <w:rPr>
-          <w:rStyle w:val="Emphasis"/>
-          <w:rFonts w:ascii="Calibri" w:hAnsi="Calibri" w:cs="Calibri"/>
-          <w:color w:val="000000" w:themeColor="text1"/>
-          <w:sz w:val="22"/>
-          <w:szCs w:val="22"/>
-          <w:bdr w:val="none" w:sz="0" w:space="0" w:color="auto" w:frame="1"/>
-        </w:rPr>
-        <w:t xml:space="preserve"> </w:t>
-      </w:r>
-      <w:r>
-        <w:rPr>
-          <w:rStyle w:val="Emphasis"/>
-          <w:rFonts w:ascii="Calibri" w:hAnsi="Calibri" w:cs="Calibri"/>
-          <w:i w:val="0"/>
-          <w:color w:val="000000" w:themeColor="text1"/>
-          <w:sz w:val="22"/>
-          <w:szCs w:val="22"/>
-          <w:bdr w:val="none" w:sz="0" w:space="0" w:color="auto" w:frame="1"/>
-        </w:rPr>
-        <w:t>at</w:t>
-      </w:r>
-      <w:r>
-        <w:rPr>
-          <w:rStyle w:val="Emphasis"/>
-          <w:rFonts w:ascii="Calibri" w:hAnsi="Calibri" w:cs="Calibri"/>
-          <w:color w:val="000000" w:themeColor="text1"/>
-          <w:sz w:val="22"/>
-          <w:szCs w:val="22"/>
-          <w:bdr w:val="none" w:sz="0" w:space="0" w:color="auto" w:frame="1"/>
-        </w:rPr>
-        <w:t xml:space="preserve"> Review of Financial Studies</w:t>
-      </w:r>
-    </w:p>
-    <w:p>
-      <w:pPr>
-        <w:spacing w:after="0"/>
-        <w:ind w:left="144"/>
-        <w:rPr>
-          <w:rStyle w:val="Strong"/>
-          <w:rFonts w:ascii="Calibri" w:hAnsi="Calibri" w:cs="Calibri"/>
-          <w:bCs w:val="0"/>
-          <w:color w:val="000000" w:themeColor="text1"/>
-          <w:sz w:val="22"/>
-          <w:szCs w:val="22"/>
-        </w:rPr>
-      </w:pPr>
-      <w:hyperlink r:id="rId11" w:history="1">
-        <w:r>
-          <w:rPr>
-            <w:rStyle w:val="Hyperlink"/>
-            <w:rFonts w:ascii="Calibri" w:hAnsi="Calibri" w:cs="Calibri"/>
-            <w:b/>
-            <w:sz w:val="22"/>
-            <w:szCs w:val="22"/>
-            <w:bdr w:val="none" w:sz="0" w:space="0" w:color="auto" w:frame="1"/>
-          </w:rPr>
-          <w:t>The Origins of the Factor Zoo: Investors Weakly Substitute Across Sto</w:t>
-        </w:r>
-        <w:r>
-          <w:rPr>
-            <w:rStyle w:val="Hyperlink"/>
-            <w:rFonts w:ascii="Calibri" w:hAnsi="Calibri" w:cs="Calibri"/>
-            <w:b/>
-            <w:sz w:val="22"/>
-            <w:szCs w:val="22"/>
-            <w:bdr w:val="none" w:sz="0" w:space="0" w:color="auto" w:frame="1"/>
-          </w:rPr>
-          <w:t>cks</w:t>
+          <w:t>The Origins of the Factor Zoo: Investors Weakly Substitute Across Stocks</w:t>
         </w:r>
       </w:hyperlink>
       <w:r>
@@ -1351,7 +1359,7 @@
           <w:bdr w:val="none" w:sz="0" w:space="0" w:color="auto" w:frame="1"/>
         </w:rPr>
       </w:pPr>
-      <w:hyperlink r:id="rId12" w:history="1">
+      <w:hyperlink r:id="rId11" w:history="1">
         <w:r>
           <w:rPr>
             <w:rStyle w:val="Hyperlink"/>
@@ -1390,7 +1398,7 @@
           <w:szCs w:val="22"/>
         </w:rPr>
       </w:pPr>
-      <w:hyperlink r:id="rId13" w:history="1">
+      <w:hyperlink r:id="rId12" w:history="1">
         <w:r>
           <w:rPr>
             <w:rStyle w:val="Hyperlink"/>
@@ -1499,7 +1507,7 @@
           <w:szCs w:val="22"/>
         </w:rPr>
       </w:pPr>
-      <w:hyperlink r:id="rId14" w:history="1">
+      <w:hyperlink r:id="rId13" w:history="1">
         <w:r>
           <w:rPr>
             <w:rStyle w:val="Hyperlink"/>
@@ -1640,7 +1648,7 @@
           <w:bdr w:val="none" w:sz="0" w:space="0" w:color="auto" w:frame="1"/>
         </w:rPr>
       </w:pPr>
-      <w:hyperlink r:id="rId15" w:history="1">
+      <w:hyperlink r:id="rId14" w:history="1">
         <w:r>
           <w:rPr>
             <w:rStyle w:val="Hyperlink"/>
@@ -1714,7 +1722,7 @@
           <w:bdr w:val="none" w:sz="0" w:space="0" w:color="auto" w:frame="1"/>
         </w:rPr>
       </w:pPr>
-      <w:hyperlink r:id="rId16" w:history="1">
+      <w:hyperlink r:id="rId15" w:history="1">
         <w:r>
           <w:rPr>
             <w:rStyle w:val="Hyperlink"/>
@@ -3650,16 +3658,7 @@
           <w:sz w:val="22"/>
           <w:szCs w:val="22"/>
         </w:rPr>
-        <w:t>, UBC Summer Finance Conference 2026, 2026 Princeton Conference on Asset Demand Systems</w:t>
-      </w:r>
-      <w:r>
-        <w:rPr>
-          <w:rFonts w:asciiTheme="minorHAnsi" w:hAnsiTheme="minorHAnsi"/>
-          <w:bCs/>
-          <w:sz w:val="22"/>
-          <w:szCs w:val="22"/>
-        </w:rPr>
-        <w:t>,</w:t>
+        <w:t>, UBC Summer Finance Conference 2026, 2026 Princeton Conference on Asset Demand Systems,</w:t>
       </w:r>
       <w:r>
         <w:rPr>
@@ -6731,7 +6730,7 @@
       </w:r>
     </w:p>
     <w:sectPr>
-      <w:headerReference w:type="default" r:id="rId17"/>
+      <w:headerReference w:type="default" r:id="rId16"/>
       <w:pgSz w:w="12240" w:h="15840"/>
       <w:pgMar w:top="1080" w:right="1080" w:bottom="1080" w:left="1080" w:header="432" w:footer="720" w:gutter="0"/>
       <w:cols w:space="720"/>
@@ -12476,9 +12475,9 @@
 </file>
 
 <file path=customXml/item1.xml><?xml version="1.0" encoding="utf-8"?>
-<WrappedLabelHistory xmlns:xsd="http://www.w3.org/2001/XMLSchema" xmlns:xsi="http://www.w3.org/2001/XMLSchema-instance" xmlns="http://www.boldonjames.com/2016/02/Classifier/internal/wrappedLabelHistory">
-  <Value>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</Value>
-</WrappedLabelHistory>
+<sisl xmlns:xsd="http://www.w3.org/2001/XMLSchema" xmlns:xsi="http://www.w3.org/2001/XMLSchema-instance" xmlns="http://www.boldonjames.com/2008/01/sie/internal/label" sislVersion="0" policy="c8d5760e-638a-47e8-9e2e-1226c2cb268d" origin="autoSelectedSuggestion">
+  <element uid="42834bfb-1ec1-4beb-bd64-eb83fb3cb3f3" value=""/>
+</sisl>
 </file>
 
 <file path=customXml/item2.xml><?xml version="1.0" encoding="utf-8"?>
@@ -12486,16 +12485,16 @@
 </file>
 
 <file path=customXml/item3.xml><?xml version="1.0" encoding="utf-8"?>
-<sisl xmlns:xsd="http://www.w3.org/2001/XMLSchema" xmlns:xsi="http://www.w3.org/2001/XMLSchema-instance" xmlns="http://www.boldonjames.com/2008/01/sie/internal/label" sislVersion="0" policy="c8d5760e-638a-47e8-9e2e-1226c2cb268d" origin="autoSelectedSuggestion">
-  <element uid="42834bfb-1ec1-4beb-bd64-eb83fb3cb3f3" value=""/>
-</sisl>
+<WrappedLabelHistory xmlns:xsd="http://www.w3.org/2001/XMLSchema" xmlns:xsi="http://www.w3.org/2001/XMLSchema-instance" xmlns="http://www.boldonjames.com/2016/02/Classifier/internal/wrappedLabelHistory">
+  <Value>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</Value>
+</WrappedLabelHistory>
 </file>
 
 <file path=customXml/itemProps1.xml><?xml version="1.0" encoding="utf-8"?>
-<ds:datastoreItem xmlns:ds="http://schemas.openxmlformats.org/officeDocument/2006/customXml" ds:itemID="{0FEE3E7D-5B96-4722-91E2-5A5773A77DD4}">
+<ds:datastoreItem xmlns:ds="http://schemas.openxmlformats.org/officeDocument/2006/customXml" ds:itemID="{B810B902-7583-44E4-A350-69A288C88E32}">
   <ds:schemaRefs>
     <ds:schemaRef ds:uri="http://www.w3.org/2001/XMLSchema"/>
-    <ds:schemaRef ds:uri="http://www.boldonjames.com/2016/02/Classifier/internal/wrappedLabelHistory"/>
+    <ds:schemaRef ds:uri="http://www.boldonjames.com/2008/01/sie/internal/label"/>
   </ds:schemaRefs>
 </ds:datastoreItem>
 </file>
@@ -12509,10 +12508,10 @@
 </file>
 
 <file path=customXml/itemProps3.xml><?xml version="1.0" encoding="utf-8"?>
-<ds:datastoreItem xmlns:ds="http://schemas.openxmlformats.org/officeDocument/2006/customXml" ds:itemID="{B810B902-7583-44E4-A350-69A288C88E32}">
+<ds:datastoreItem xmlns:ds="http://schemas.openxmlformats.org/officeDocument/2006/customXml" ds:itemID="{0FEE3E7D-5B96-4722-91E2-5A5773A77DD4}">
   <ds:schemaRefs>
     <ds:schemaRef ds:uri="http://www.w3.org/2001/XMLSchema"/>
-    <ds:schemaRef ds:uri="http://www.boldonjames.com/2008/01/sie/internal/label"/>
+    <ds:schemaRef ds:uri="http://www.boldonjames.com/2016/02/Classifier/internal/wrappedLabelHistory"/>
   </ds:schemaRefs>
 </ds:datastoreItem>
 </file>